--- a/docs/Pip-Project-Report.docx
+++ b/docs/Pip-Project-Report.docx
@@ -669,7 +669,13 @@
         <w:br/>
       </w:r>
       <w:r>
-        <w:t xml:space="preserve">DOCX, PPTX and XLSX to Markdown so the user can preview, edit and select pages before the prompt is</w:t>
+        <w:t xml:space="preserve">DOCX, PPTX and XLSX to Markdown so the user can read it rendered, edit the source and select pages</w:t>
+      </w:r>
+      <w:r>
+        <w:t xml:space="preserve"> </w:t>
+      </w:r>
+      <w:r>
+        <w:t xml:space="preserve">before the prompt is</w:t>
       </w:r>
       <w:r>
         <w:br/>
@@ -1567,7 +1573,13 @@
         <w:t xml:space="preserve"> </w:t>
       </w:r>
       <w:r>
-        <w:t xml:space="preserve">— the document pipeline: drag-and-drop, local conversion, editable preview, page</w:t>
+        <w:t xml:space="preserve">— the document pipeline: drag-and-drop, local conversion, rendered Markdown preview</w:t>
+      </w:r>
+      <w:r>
+        <w:t xml:space="preserve"> </w:t>
+      </w:r>
+      <w:r>
+        <w:t xml:space="preserve">with an editable source, page</w:t>
       </w:r>
       <w:r>
         <w:br/>
@@ -4384,6 +4396,50 @@
       </w:r>
       <w:r>
         <w:t xml:space="preserve">specifically that a small boundary is more useful to a student than a large capability.</w:t>
+      </w:r>
+    </w:p>
+    <w:p>
+      <w:pPr>
+        <w:pStyle w:val="BodyText"/>
+      </w:pPr>
+      <w:r>
+        <w:t xml:space="preserve">The same reasoning applies inside the window. The document preview renders Markdown rather than</w:t>
+      </w:r>
+      <w:r>
+        <w:t xml:space="preserve"> </w:t>
+      </w:r>
+      <w:r>
+        <w:t xml:space="preserve">showing a text box, and that rendering is sanitised. It has to be: the main window can call Tauri</w:t>
+      </w:r>
+      <w:r>
+        <w:t xml:space="preserve"> </w:t>
+      </w:r>
+      <w:r>
+        <w:t xml:space="preserve">commands, so a script arriving inside a converted document would be code execution against the</w:t>
+      </w:r>
+      <w:r>
+        <w:t xml:space="preserve"> </w:t>
+      </w:r>
+      <w:r>
+        <w:t xml:space="preserve">application, not merely a dirty page. Images are stripped from the preview for a related reason — a</w:t>
+      </w:r>
+      <w:r>
+        <w:t xml:space="preserve"> </w:t>
+      </w:r>
+      <w:r>
+        <w:t xml:space="preserve">document could otherwise make the window fetch a remote URL and tell whoever wrote it that the file</w:t>
+      </w:r>
+      <w:r>
+        <w:t xml:space="preserve"> </w:t>
+      </w:r>
+      <w:r>
+        <w:t xml:space="preserve">had been opened. A permission boundary that stops at the tool layer and ignores the renderer is not a</w:t>
+      </w:r>
+      <w:r>
+        <w:t xml:space="preserve"> </w:t>
+      </w:r>
+      <w:r>
+        <w:t xml:space="preserve">boundary.</w:t>
       </w:r>
     </w:p>
     <w:bookmarkEnd w:id="41"/>
